--- a/zht/docx/20.content.docx
+++ b/zht/docx/20.content.docx
@@ -19,7 +19,7 @@
         <w:rPr>
           <w:lang w:val="zh_TW" w:bidi="zh_TW"/>
         </w:rPr>
-        <w:t>Resource: 研讀筆記 - 書籍簡介 (Tyndale)</w:t>
+        <w:t>Resource: Tyndale Open Study Notes</w:t>
       </w:r>
       <w:r>
         <w:rPr>
@@ -112,7 +112,7 @@
         <w:rPr>
           <w:lang w:val="zh_TW" w:bidi="zh_TW"/>
         </w:rPr>
-        <w:t>研讀筆記 - 書籍簡介 (Tyndale)</w:t>
+        <w:t>Tyndale Open Study Notes</w:t>
       </w:r>
     </w:p>
     <w:p>

--- a/zht/docx/20.content.docx
+++ b/zht/docx/20.content.docx
@@ -19,7 +19,7 @@
         <w:rPr>
           <w:lang w:val="zh_TW" w:bidi="zh_TW"/>
         </w:rPr>
-        <w:t>Resource: Tyndale Open Study Notes</w:t>
+        <w:t>Resource: Aquifer Open Study Notes (Book Intros)</w:t>
       </w:r>
       <w:r>
         <w:rPr>
@@ -112,7 +112,7 @@
         <w:rPr>
           <w:lang w:val="zh_TW" w:bidi="zh_TW"/>
         </w:rPr>
-        <w:t>Tyndale Open Study Notes</w:t>
+        <w:t>Aquifer Open Study Notes (Book Intros)</w:t>
       </w:r>
     </w:p>
     <w:p>

--- a/zht/docx/20.content.docx
+++ b/zht/docx/20.content.docx
@@ -283,36 +283,24 @@
         </w:rPr>
         <w:t>箴言是一部古代以色列的文選，囊括了智慧格言、忠告、訓誨與警告。這卷書主要分為兩個部分：前半部是父親對兒子的訓誨（</w:t>
       </w:r>
-      <w:hyperlink r:id="rId13">
-        <w:r>
-          <w:rPr>
-            <w:lang w:val="zh_TW" w:bidi="zh_TW"/>
-          </w:rPr>
-          <w:rPr>
-            <w:color w:val="0000EE"/>
-            <w:u w:val="single"/>
-          </w:rPr>
-          <w:t>1–9章</w:t>
-        </w:r>
-      </w:hyperlink>
+      <w:r>
+        <w:rPr>
+          <w:lang w:val="zh_TW" w:bidi="zh_TW"/>
+        </w:rPr>
+        <w:t>1–9章</w:t>
+      </w:r>
       <w:r>
         <w:rPr>
           <w:lang w:val="zh_TW" w:bidi="zh_TW"/>
         </w:rPr>
         <w:t>），後半部則是不同作者針對各種主題蒐集的智慧格言（</w:t>
       </w:r>
-      <w:hyperlink r:id="rId14">
-        <w:r>
-          <w:rPr>
-            <w:lang w:val="zh_TW" w:bidi="zh_TW"/>
-          </w:rPr>
-          <w:rPr>
-            <w:color w:val="0000EE"/>
-            <w:u w:val="single"/>
-          </w:rPr>
-          <w:t>10–31章</w:t>
-        </w:r>
-      </w:hyperlink>
+      <w:r>
+        <w:rPr>
+          <w:lang w:val="zh_TW" w:bidi="zh_TW"/>
+        </w:rPr>
+        <w:t>10–31章</w:t>
+      </w:r>
       <w:r>
         <w:rPr>
           <w:lang w:val="zh_TW" w:bidi="zh_TW"/>
@@ -400,18 +388,12 @@
         </w:rPr>
         <w:t>如醋倒牙，如煙薰目（</w:t>
       </w:r>
-      <w:hyperlink r:id="rId15">
-        <w:r>
-          <w:rPr>
-            <w:lang w:val="zh_TW" w:bidi="zh_TW"/>
-          </w:rPr>
-          <w:rPr>
-            <w:color w:val="0000EE"/>
-            <w:u w:val="single"/>
-          </w:rPr>
-          <w:t>10:26</w:t>
-        </w:r>
-      </w:hyperlink>
+      <w:r>
+        <w:rPr>
+          <w:lang w:val="zh_TW" w:bidi="zh_TW"/>
+        </w:rPr>
+        <w:t>10:26</w:t>
+      </w:r>
       <w:r>
         <w:rPr>
           <w:lang w:val="zh_TW" w:bidi="zh_TW"/>
@@ -473,18 +455,12 @@
         </w:rPr>
         <w:t>說正直話的，為王所喜愛（</w:t>
       </w:r>
-      <w:hyperlink r:id="rId16">
-        <w:r>
-          <w:rPr>
-            <w:lang w:val="zh_TW" w:bidi="zh_TW"/>
-          </w:rPr>
-          <w:rPr>
-            <w:color w:val="0000EE"/>
-            <w:u w:val="single"/>
-          </w:rPr>
-          <w:t>箴16:13</w:t>
-        </w:r>
-      </w:hyperlink>
+      <w:r>
+        <w:rPr>
+          <w:lang w:val="zh_TW" w:bidi="zh_TW"/>
+        </w:rPr>
+        <w:t>箴16:13</w:t>
+      </w:r>
       <w:r>
         <w:rPr>
           <w:lang w:val="zh_TW" w:bidi="zh_TW"/>
@@ -546,18 +522,12 @@
         </w:rPr>
         <w:t>愚妄婦人親手拆毀（</w:t>
       </w:r>
-      <w:hyperlink r:id="rId17">
-        <w:r>
-          <w:rPr>
-            <w:lang w:val="zh_TW" w:bidi="zh_TW"/>
-          </w:rPr>
-          <w:rPr>
-            <w:color w:val="0000EE"/>
-            <w:u w:val="single"/>
-          </w:rPr>
-          <w:t>14:1</w:t>
-        </w:r>
-      </w:hyperlink>
+      <w:r>
+        <w:rPr>
+          <w:lang w:val="zh_TW" w:bidi="zh_TW"/>
+        </w:rPr>
+        <w:t>14:1</w:t>
+      </w:r>
       <w:r>
         <w:rPr>
           <w:lang w:val="zh_TW" w:bidi="zh_TW"/>
@@ -606,18 +576,12 @@
         </w:rPr>
         <w:t>強如多有財寶，煩亂不安（</w:t>
       </w:r>
-      <w:hyperlink r:id="rId18">
-        <w:r>
-          <w:rPr>
-            <w:lang w:val="zh_TW" w:bidi="zh_TW"/>
-          </w:rPr>
-          <w:rPr>
-            <w:color w:val="0000EE"/>
-            <w:u w:val="single"/>
-          </w:rPr>
-          <w:t>15:16</w:t>
-        </w:r>
-      </w:hyperlink>
+      <w:r>
+        <w:rPr>
+          <w:lang w:val="zh_TW" w:bidi="zh_TW"/>
+        </w:rPr>
+        <w:t>15:16</w:t>
+      </w:r>
       <w:r>
         <w:rPr>
           <w:lang w:val="zh_TW" w:bidi="zh_TW"/>
@@ -663,138 +627,90 @@
         </w:rPr>
         <w:t>箴言由所羅門開始編寫（</w:t>
       </w:r>
-      <w:hyperlink r:id="rId19">
-        <w:r>
-          <w:rPr>
-            <w:lang w:val="zh_TW" w:bidi="zh_TW"/>
-          </w:rPr>
-          <w:rPr>
-            <w:color w:val="0000EE"/>
-            <w:u w:val="single"/>
-          </w:rPr>
-          <w:t>1:1</w:t>
-        </w:r>
-      </w:hyperlink>
+      <w:r>
+        <w:rPr>
+          <w:lang w:val="zh_TW" w:bidi="zh_TW"/>
+        </w:rPr>
+        <w:t>1:1</w:t>
+      </w:r>
       <w:r>
         <w:rPr>
           <w:lang w:val="zh_TW" w:bidi="zh_TW"/>
         </w:rPr>
         <w:t>），他是一位智慧的君王（</w:t>
       </w:r>
-      <w:hyperlink r:id="rId20">
-        <w:r>
-          <w:rPr>
-            <w:lang w:val="zh_TW" w:bidi="zh_TW"/>
-          </w:rPr>
-          <w:rPr>
-            <w:color w:val="0000EE"/>
-            <w:u w:val="single"/>
-          </w:rPr>
-          <w:t>王上3:5–15</w:t>
-        </w:r>
-      </w:hyperlink>
+      <w:r>
+        <w:rPr>
+          <w:lang w:val="zh_TW" w:bidi="zh_TW"/>
+        </w:rPr>
+        <w:t>王上3:5–15</w:t>
+      </w:r>
       <w:r>
         <w:rPr>
           <w:lang w:val="zh_TW" w:bidi="zh_TW"/>
         </w:rPr>
         <w:t>），不但蒐集智慧格言，也親自撰寫（</w:t>
       </w:r>
-      <w:hyperlink r:id="rId21">
-        <w:r>
-          <w:rPr>
-            <w:lang w:val="zh_TW" w:bidi="zh_TW"/>
-          </w:rPr>
-          <w:rPr>
-            <w:color w:val="0000EE"/>
-            <w:u w:val="single"/>
-          </w:rPr>
-          <w:t>王上4:29–32</w:t>
-        </w:r>
-      </w:hyperlink>
+      <w:r>
+        <w:rPr>
+          <w:lang w:val="zh_TW" w:bidi="zh_TW"/>
+        </w:rPr>
+        <w:t>王上4:29–32</w:t>
+      </w:r>
       <w:r>
         <w:rPr>
           <w:lang w:val="zh_TW" w:bidi="zh_TW"/>
         </w:rPr>
         <w:t>）。後來，一些教師將新作或經過編輯的內容添加進去。例如，大約在所羅門之後二百年，「猶大王希西家的人」又收集了一些所羅門的箴言，並納入這部文選（</w:t>
       </w:r>
-      <w:hyperlink r:id="rId22">
-        <w:r>
-          <w:rPr>
-            <w:lang w:val="zh_TW" w:bidi="zh_TW"/>
-          </w:rPr>
-          <w:rPr>
-            <w:color w:val="0000EE"/>
-            <w:u w:val="single"/>
-          </w:rPr>
-          <w:t>箴25:1</w:t>
-        </w:r>
-      </w:hyperlink>
+      <w:r>
+        <w:rPr>
+          <w:lang w:val="zh_TW" w:bidi="zh_TW"/>
+        </w:rPr>
+        <w:t>箴25:1</w:t>
+      </w:r>
       <w:r>
         <w:rPr>
           <w:lang w:val="zh_TW" w:bidi="zh_TW"/>
         </w:rPr>
         <w:t>）。箴言還提到其他作者或編者，如亞古珥（</w:t>
       </w:r>
-      <w:hyperlink r:id="rId23">
-        <w:r>
-          <w:rPr>
-            <w:lang w:val="zh_TW" w:bidi="zh_TW"/>
-          </w:rPr>
-          <w:rPr>
-            <w:color w:val="0000EE"/>
-            <w:u w:val="single"/>
-          </w:rPr>
-          <w:t>30:1</w:t>
-        </w:r>
-      </w:hyperlink>
+      <w:r>
+        <w:rPr>
+          <w:lang w:val="zh_TW" w:bidi="zh_TW"/>
+        </w:rPr>
+        <w:t>30:1</w:t>
+      </w:r>
       <w:r>
         <w:rPr>
           <w:lang w:val="zh_TW" w:bidi="zh_TW"/>
         </w:rPr>
         <w:t>）、利慕伊勒（</w:t>
       </w:r>
-      <w:hyperlink r:id="rId24">
-        <w:r>
-          <w:rPr>
-            <w:lang w:val="zh_TW" w:bidi="zh_TW"/>
-          </w:rPr>
-          <w:rPr>
-            <w:color w:val="0000EE"/>
-            <w:u w:val="single"/>
-          </w:rPr>
-          <w:t>31:1</w:t>
-        </w:r>
-      </w:hyperlink>
+      <w:r>
+        <w:rPr>
+          <w:lang w:val="zh_TW" w:bidi="zh_TW"/>
+        </w:rPr>
+        <w:t>31:1</w:t>
+      </w:r>
       <w:r>
         <w:rPr>
           <w:lang w:val="zh_TW" w:bidi="zh_TW"/>
         </w:rPr>
         <w:t>）和「智慧人」（</w:t>
       </w:r>
-      <w:hyperlink r:id="rId25">
-        <w:r>
-          <w:rPr>
-            <w:lang w:val="zh_TW" w:bidi="zh_TW"/>
-          </w:rPr>
-          <w:rPr>
-            <w:color w:val="0000EE"/>
-            <w:u w:val="single"/>
-          </w:rPr>
-          <w:t>22:17，</w:t>
-        </w:r>
-      </w:hyperlink>
-      <w:hyperlink r:id="rId26">
-        <w:r>
-          <w:rPr>
-            <w:lang w:val="zh_TW" w:bidi="zh_TW"/>
-          </w:rPr>
-          <w:rPr>
-            <w:color w:val="0000EE"/>
-            <w:u w:val="single"/>
-          </w:rPr>
-          <w:t>24:23</w:t>
-        </w:r>
-      </w:hyperlink>
+      <w:r>
+        <w:rPr>
+          <w:lang w:val="zh_TW" w:bidi="zh_TW"/>
+        </w:rPr>
+        <w:t>22:17，</w:t>
+      </w:r>
+      <w:r>
+        <w:rPr>
+          <w:lang w:val="zh_TW" w:bidi="zh_TW"/>
+        </w:rPr>
+        <w:t>24:23</w:t>
+      </w:r>
       <w:r>
         <w:rPr>
           <w:lang w:val="zh_TW" w:bidi="zh_TW"/>
@@ -815,18 +731,12 @@
         </w:rPr>
         <w:t>部分箴言受到鄰國的影響，例如智慧人的「三十句箴言（thirty sayings）」（</w:t>
       </w:r>
-      <w:hyperlink r:id="rId27">
-        <w:r>
-          <w:rPr>
-            <w:lang w:val="zh_TW" w:bidi="zh_TW"/>
-          </w:rPr>
-          <w:rPr>
-            <w:color w:val="0000EE"/>
-            <w:u w:val="single"/>
-          </w:rPr>
-          <w:t>22:17–24:22</w:t>
-        </w:r>
-      </w:hyperlink>
+      <w:r>
+        <w:rPr>
+          <w:lang w:val="zh_TW" w:bidi="zh_TW"/>
+        </w:rPr>
+        <w:t>22:17–24:22</w:t>
+      </w:r>
       <w:r>
         <w:rPr>
           <w:lang w:val="zh_TW" w:bidi="zh_TW"/>
@@ -878,18 +788,12 @@
           <w:lang w:val="zh_TW" w:bidi="zh_TW"/>
         </w:rPr>
       </w:r>
-      <w:hyperlink r:id="rId28">
-        <w:r>
-          <w:rPr>
-            <w:lang w:val="zh_TW" w:bidi="zh_TW"/>
-          </w:rPr>
-          <w:rPr>
-            <w:color w:val="0000EE"/>
-            <w:u w:val="single"/>
-          </w:rPr>
-          <w:t>箴言一章8節至九章18節</w:t>
-        </w:r>
-      </w:hyperlink>
+      <w:r>
+        <w:rPr>
+          <w:lang w:val="zh_TW" w:bidi="zh_TW"/>
+        </w:rPr>
+        <w:t>箴言一章8節至九章18節</w:t>
+      </w:r>
       <w:r>
         <w:rPr>
           <w:lang w:val="zh_TW" w:bidi="zh_TW"/>
@@ -909,18 +813,12 @@
         </w:rPr>
         <w:t>的受教者是一名學徒。然而，箴言中出現的「母親」（例如，</w:t>
       </w:r>
-      <w:hyperlink r:id="rId29">
-        <w:r>
-          <w:rPr>
-            <w:lang w:val="zh_TW" w:bidi="zh_TW"/>
-          </w:rPr>
-          <w:rPr>
-            <w:color w:val="0000EE"/>
-            <w:u w:val="single"/>
-          </w:rPr>
-          <w:t>1:8</w:t>
-        </w:r>
-      </w:hyperlink>
+      <w:r>
+        <w:rPr>
+          <w:lang w:val="zh_TW" w:bidi="zh_TW"/>
+        </w:rPr>
+        <w:t>1:8</w:t>
+      </w:r>
       <w:r>
         <w:rPr>
           <w:lang w:val="zh_TW" w:bidi="zh_TW"/>
@@ -941,72 +839,48 @@
         </w:rPr>
         <w:t>箴言有許多內容更適用於年輕男性而非女性（例如，關於遠離淫婦的警告），但這卷書的讀者範圍遠勝於年輕男性。它的目的是教導人們智慧（</w:t>
       </w:r>
-      <w:hyperlink r:id="rId30">
-        <w:r>
-          <w:rPr>
-            <w:lang w:val="zh_TW" w:bidi="zh_TW"/>
-          </w:rPr>
-          <w:rPr>
-            <w:color w:val="0000EE"/>
-            <w:u w:val="single"/>
-          </w:rPr>
-          <w:t>1:2</w:t>
-        </w:r>
-      </w:hyperlink>
+      <w:r>
+        <w:rPr>
+          <w:lang w:val="zh_TW" w:bidi="zh_TW"/>
+        </w:rPr>
+        <w:t>1:2</w:t>
+      </w:r>
       <w:r>
         <w:rPr>
           <w:lang w:val="zh_TW" w:bidi="zh_TW"/>
         </w:rPr>
         <w:t>），不論是愚人（</w:t>
       </w:r>
-      <w:hyperlink r:id="rId31">
-        <w:r>
-          <w:rPr>
-            <w:lang w:val="zh_TW" w:bidi="zh_TW"/>
-          </w:rPr>
-          <w:rPr>
-            <w:color w:val="0000EE"/>
-            <w:u w:val="single"/>
-          </w:rPr>
-          <w:t>1:4</w:t>
-        </w:r>
-      </w:hyperlink>
+      <w:r>
+        <w:rPr>
+          <w:lang w:val="zh_TW" w:bidi="zh_TW"/>
+        </w:rPr>
+        <w:t>1:4</w:t>
+      </w:r>
       <w:r>
         <w:rPr>
           <w:lang w:val="zh_TW" w:bidi="zh_TW"/>
         </w:rPr>
         <w:t>），還是有智慧的人（</w:t>
       </w:r>
-      <w:hyperlink r:id="rId32">
-        <w:r>
-          <w:rPr>
-            <w:lang w:val="zh_TW" w:bidi="zh_TW"/>
-          </w:rPr>
-          <w:rPr>
-            <w:color w:val="0000EE"/>
-            <w:u w:val="single"/>
-          </w:rPr>
-          <w:t>1:5</w:t>
-        </w:r>
-      </w:hyperlink>
+      <w:r>
+        <w:rPr>
+          <w:lang w:val="zh_TW" w:bidi="zh_TW"/>
+        </w:rPr>
+        <w:t>1:5</w:t>
+      </w:r>
       <w:r>
         <w:rPr>
           <w:lang w:val="zh_TW" w:bidi="zh_TW"/>
         </w:rPr>
         <w:t>），都可以從中得益。箴言適用於所有人——但並不是所有人都會接受它（</w:t>
       </w:r>
-      <w:hyperlink r:id="rId33">
-        <w:r>
-          <w:rPr>
-            <w:lang w:val="zh_TW" w:bidi="zh_TW"/>
-          </w:rPr>
-          <w:rPr>
-            <w:color w:val="0000EE"/>
-            <w:u w:val="single"/>
-          </w:rPr>
-          <w:t>1:7</w:t>
-        </w:r>
-      </w:hyperlink>
+      <w:r>
+        <w:rPr>
+          <w:lang w:val="zh_TW" w:bidi="zh_TW"/>
+        </w:rPr>
+        <w:t>1:7</w:t>
+      </w:r>
       <w:r>
         <w:rPr>
           <w:lang w:val="zh_TW" w:bidi="zh_TW"/>
@@ -1066,18 +940,12 @@
         </w:rPr>
         <w:t>箴言中的忠告有時似乎互相矛盾，但透過智慧和仔細閱讀，我們可以理解每句箴言應用的具體情境。我們應該回答愚昧人的話嗎？還是應該保持沉默，不與愚昧人爭論（</w:t>
       </w:r>
-      <w:hyperlink r:id="rId34">
-        <w:r>
-          <w:rPr>
-            <w:lang w:val="zh_TW" w:bidi="zh_TW"/>
-          </w:rPr>
-          <w:rPr>
-            <w:color w:val="0000EE"/>
-            <w:u w:val="single"/>
-          </w:rPr>
-          <w:t>26:4–5</w:t>
-        </w:r>
-      </w:hyperlink>
+      <w:r>
+        <w:rPr>
+          <w:lang w:val="zh_TW" w:bidi="zh_TW"/>
+        </w:rPr>
+        <w:t>26:4–5</w:t>
+      </w:r>
       <w:r>
         <w:rPr>
           <w:lang w:val="zh_TW" w:bidi="zh_TW"/>
@@ -1098,18 +966,12 @@
         </w:rPr>
         <w:t>箴言的智慧具有實用性，但它的內容遠遠不只是好的建議。真正的智慧建立在對神的敬畏與信靠之上，因為神才是一切智慧的真正源頭。這個信息在</w:t>
       </w:r>
-      <w:hyperlink r:id="rId33">
-        <w:r>
-          <w:rPr>
-            <w:lang w:val="zh_TW" w:bidi="zh_TW"/>
-          </w:rPr>
-          <w:rPr>
-            <w:color w:val="0000EE"/>
-            <w:u w:val="single"/>
-          </w:rPr>
-          <w:t>一章7節</w:t>
-        </w:r>
-      </w:hyperlink>
+      <w:r>
+        <w:rPr>
+          <w:lang w:val="zh_TW" w:bidi="zh_TW"/>
+        </w:rPr>
+        <w:t>一章7節</w:t>
+      </w:r>
       <w:r>
         <w:rPr>
           <w:lang w:val="zh_TW" w:bidi="zh_TW"/>
